--- a/public/materials/homework/reseach_design.docx
+++ b/public/materials/homework/reseach_design.docx
@@ -147,7 +147,15 @@
     </w:p>
     <w:p>
       <w:r>
-        <w:t xml:space="preserve">Describe the data will you use to answer your question. </w:t>
+        <w:t xml:space="preserve">Describe the data </w:t>
+      </w:r>
+      <w:proofErr w:type="gramStart"/>
+      <w:r>
+        <w:t>will you</w:t>
+      </w:r>
+      <w:proofErr w:type="gramEnd"/>
+      <w:r>
+        <w:t xml:space="preserve"> use to answer your question. </w:t>
       </w:r>
       <w:r>
         <w:t>[1-2 sentences to answer each of the following]</w:t>
@@ -879,6 +887,7 @@
   <w:style w:type="character" w:default="1" w:styleId="DefaultParagraphFont">
     <w:name w:val="Default Paragraph Font"/>
     <w:uiPriority w:val="1"/>
+    <w:semiHidden/>
     <w:unhideWhenUsed/>
   </w:style>
   <w:style w:type="table" w:default="1" w:styleId="TableNormal">
